--- a/STROBE_checklist.docx
+++ b/STROBE_checklist.docx
@@ -16,7 +16,7 @@
         <w:rPr>
           <w:sz w:val="20"/>
         </w:rPr>
-        <w:t>Manuscript: "Routine ultrasound reports for intestinal malrotation rarely document duodenal landmarks: a report-level audit of 740 preoperative examinations in 465 surgically confirmed children"</w:t>
+        <w:t>Manuscript: "Routine ultrasound reports for intestinal malrotation rarely document duodenal landmarks: an audit of 740 preoperative index examinations in 410 surgically confirmed children"</w:t>
       </w:r>
     </w:p>
     <w:p>
@@ -126,13 +126,14 @@
             <w:tcW w:type="dxa" w:w="5328"/>
           </w:tcPr>
           <w:p>
-            <w:r/>
+            <w:r>
+              <w:t>Title ('audit'); Methods, 'Design, terminology and estimable quantities'; Abstract, Methods</w:t>
+            </w:r>
             <w:r>
               <w:rPr>
                 <w:rFonts w:ascii="Times New Roman" w:hAnsi="Times New Roman"/>
                 <w:sz w:val="17"/>
               </w:rPr>
-              <w:t>Title ('report-level audit'); Abstract, Methods</w:t>
             </w:r>
           </w:p>
         </w:tc>
@@ -318,13 +319,14 @@
             <w:tcW w:type="dxa" w:w="5328"/>
           </w:tcPr>
           <w:p>
-            <w:r/>
+            <w:r>
+              <w:t>Methods, 'Design, terminology and estimable quantities'</w:t>
+            </w:r>
             <w:r>
               <w:rPr>
                 <w:rFonts w:ascii="Times New Roman" w:hAnsi="Times New Roman"/>
                 <w:sz w:val="17"/>
               </w:rPr>
-              <w:t>Methods, 'Design, terminology and what this study can and cannot estimate'</w:t>
             </w:r>
           </w:p>
         </w:tc>
@@ -1326,13 +1328,14 @@
             <w:tcW w:type="dxa" w:w="5328"/>
           </w:tcPr>
           <w:p>
-            <w:r/>
+            <w:r>
+              <w:t>Results, 'Detection and certainty of wording' (unadjusted and adjusted GEE odds ratios); Online Resource 2, Table S3</w:t>
+            </w:r>
             <w:r>
               <w:rPr>
                 <w:rFonts w:ascii="Times New Roman" w:hAnsi="Times New Roman"/>
                 <w:sz w:val="17"/>
               </w:rPr>
-              <w:t>Results, 'Report-level detection…' (unadjusted and adjusted GEE odds ratios); Online Resource 2, Table S3</w:t>
             </w:r>
           </w:p>
         </w:tc>
@@ -1470,13 +1473,14 @@
             <w:tcW w:type="dxa" w:w="5328"/>
           </w:tcPr>
           <w:p>
-            <w:r/>
+            <w:r>
+              <w:t>Results, 'Documented content of ultrasound examinations', 'Change in detection over time', 'Selected subgroup and populations not represented'; Online Resources 2 and 3</w:t>
+            </w:r>
             <w:r>
               <w:rPr>
                 <w:rFonts w:ascii="Times New Roman" w:hAnsi="Times New Roman"/>
                 <w:sz w:val="17"/>
               </w:rPr>
-              <w:t>Results, 'What the ultrasound reports contained', 'Detection changed over time…', 'The selected subgroup…'; Online Resources 2 and 3</w:t>
             </w:r>
           </w:p>
         </w:tc>
@@ -1662,13 +1666,14 @@
             <w:tcW w:type="dxa" w:w="5328"/>
           </w:tcPr>
           <w:p>
-            <w:r/>
+            <w:r>
+              <w:t>Results, 'Selected subgroup and populations not represented'; Discussion, Limitations (single centre; skew toward severe neonatal disease)</w:t>
+            </w:r>
             <w:r>
               <w:rPr>
                 <w:rFonts w:ascii="Times New Roman" w:hAnsi="Times New Roman"/>
                 <w:sz w:val="17"/>
               </w:rPr>
-              <w:t>Results, 'The selected subgroup, and the populations this cohort does not describe'; Discussion, Limitations (single centre; skew toward severe neonatal disease)</w:t>
             </w:r>
           </w:p>
         </w:tc>

--- a/STROBE_checklist.docx
+++ b/STROBE_checklist.docx
@@ -3,6 +3,9 @@
 <w:document xmlns:wpc="http://schemas.microsoft.com/office/word/2010/wordprocessingCanvas" xmlns:mo="http://schemas.microsoft.com/office/mac/office/2008/main" xmlns:mc="http://schemas.openxmlformats.org/markup-compatibility/2006" xmlns:mv="urn:schemas-microsoft-com:mac:vml" xmlns:o="urn:schemas-microsoft-com:office:office" xmlns:r="http://schemas.openxmlformats.org/officeDocument/2006/relationships" xmlns:m="http://schemas.openxmlformats.org/officeDocument/2006/math" xmlns:v="urn:schemas-microsoft-com:vml" xmlns:wp14="http://schemas.microsoft.com/office/word/2010/wordprocessingDrawing" xmlns:wp="http://schemas.openxmlformats.org/drawingml/2006/wordprocessingDrawing" xmlns:w10="urn:schemas-microsoft-com:office:word" xmlns:w="http://schemas.openxmlformats.org/wordprocessingml/2006/main" xmlns:w14="http://schemas.microsoft.com/office/word/2010/wordml" xmlns:wpg="http://schemas.microsoft.com/office/word/2010/wordprocessingGroup" xmlns:wpi="http://schemas.microsoft.com/office/word/2010/wordprocessingInk" xmlns:wne="http://schemas.microsoft.com/office/word/2006/wordml" xmlns:wps="http://schemas.microsoft.com/office/word/2010/wordprocessingShape" mc:Ignorable="w14 wp14">
   <w:body>
     <w:p>
+      <w:pPr>
+        <w:spacing w:after="160"/>
+      </w:pPr>
       <w:r>
         <w:rPr>
           <w:b/>
@@ -12,6 +15,9 @@
       </w:r>
     </w:p>
     <w:p>
+      <w:pPr>
+        <w:spacing w:after="160"/>
+      </w:pPr>
       <w:r>
         <w:rPr>
           <w:sz w:val="20"/>
@@ -20,6 +26,9 @@
       </w:r>
     </w:p>
     <w:p>
+      <w:pPr>
+        <w:spacing w:after="160"/>
+      </w:pPr>
       <w:r>
         <w:rPr>
           <w:i/>
@@ -30,21 +39,37 @@
     </w:p>
     <w:tbl>
       <w:tblPr>
-        <w:tblStyle w:val="LightGrid-Accent1"/>
         <w:tblW w:type="auto" w:w="0"/>
         <w:tblLook w:firstColumn="1" w:firstRow="1" w:lastColumn="0" w:lastRow="0" w:noHBand="0" w:noVBand="1" w:val="04A0"/>
+        <w:tblBorders>
+          <w:top w:sz="0" w:val="nil" w:color="auto"/>
+          <w:left w:sz="0" w:val="nil" w:color="auto"/>
+          <w:bottom w:sz="0" w:val="nil" w:color="auto"/>
+          <w:right w:sz="0" w:val="nil" w:color="auto"/>
+          <w:insideH w:sz="0" w:val="nil" w:color="auto"/>
+          <w:insideV w:sz="0" w:val="nil" w:color="auto"/>
+        </w:tblBorders>
       </w:tblPr>
       <w:tblGrid>
-        <w:gridCol w:w="4608"/>
-        <w:gridCol w:w="4608"/>
-        <w:gridCol w:w="4608"/>
+        <w:gridCol w:w="3408"/>
+        <w:gridCol w:w="3408"/>
+        <w:gridCol w:w="3408"/>
       </w:tblGrid>
       <w:tr>
         <w:tc>
           <w:tcPr>
-            <w:tcW w:type="dxa" w:w="2736"/>
+            <w:tcW w:type="dxa" w:w="3408"/>
+            <w:tcBorders>
+              <w:left w:sz="0" w:val="nil" w:color="auto"/>
+              <w:right w:sz="0" w:val="nil" w:color="auto"/>
+              <w:top w:sz="12" w:val="single" w:color="000000"/>
+              <w:bottom w:sz="6" w:val="single" w:color="000000"/>
+            </w:tcBorders>
           </w:tcPr>
           <w:p>
+            <w:pPr>
+              <w:spacing w:after="40" w:before="40"/>
+            </w:pPr>
             <w:r/>
             <w:r>
               <w:rPr>
@@ -58,9 +83,18 @@
         </w:tc>
         <w:tc>
           <w:tcPr>
-            <w:tcW w:type="dxa" w:w="6624"/>
+            <w:tcW w:type="dxa" w:w="3408"/>
+            <w:tcBorders>
+              <w:left w:sz="0" w:val="nil" w:color="auto"/>
+              <w:right w:sz="0" w:val="nil" w:color="auto"/>
+              <w:top w:sz="12" w:val="single" w:color="000000"/>
+              <w:bottom w:sz="6" w:val="single" w:color="000000"/>
+            </w:tcBorders>
           </w:tcPr>
           <w:p>
+            <w:pPr>
+              <w:spacing w:after="40" w:before="40"/>
+            </w:pPr>
             <w:r/>
             <w:r>
               <w:rPr>
@@ -74,9 +108,18 @@
         </w:tc>
         <w:tc>
           <w:tcPr>
-            <w:tcW w:type="dxa" w:w="5328"/>
+            <w:tcW w:type="dxa" w:w="3408"/>
+            <w:tcBorders>
+              <w:left w:sz="0" w:val="nil" w:color="auto"/>
+              <w:right w:sz="0" w:val="nil" w:color="auto"/>
+              <w:top w:sz="12" w:val="single" w:color="000000"/>
+              <w:bottom w:sz="6" w:val="single" w:color="000000"/>
+            </w:tcBorders>
           </w:tcPr>
           <w:p>
+            <w:pPr>
+              <w:spacing w:after="40" w:before="40"/>
+            </w:pPr>
             <w:r/>
             <w:r>
               <w:rPr>
@@ -92,14 +135,22 @@
       <w:tr>
         <w:tc>
           <w:tcPr>
-            <w:tcW w:type="dxa" w:w="2736"/>
+            <w:tcW w:type="dxa" w:w="3408"/>
+            <w:tcBorders>
+              <w:left w:sz="0" w:val="nil" w:color="auto"/>
+              <w:right w:sz="0" w:val="nil" w:color="auto"/>
+              <w:top w:sz="0" w:val="nil" w:color="auto"/>
+              <w:bottom w:sz="0" w:val="nil" w:color="auto"/>
+            </w:tcBorders>
           </w:tcPr>
           <w:p>
+            <w:pPr>
+              <w:spacing w:after="40" w:before="40"/>
+            </w:pPr>
             <w:r/>
             <w:r>
               <w:rPr>
                 <w:rFonts w:ascii="Times New Roman" w:hAnsi="Times New Roman"/>
-                <w:b/>
                 <w:sz w:val="17"/>
               </w:rPr>
               <w:t>Title and abstract 1(a)</w:t>
@@ -108,9 +159,18 @@
         </w:tc>
         <w:tc>
           <w:tcPr>
-            <w:tcW w:type="dxa" w:w="6624"/>
+            <w:tcW w:type="dxa" w:w="3408"/>
+            <w:tcBorders>
+              <w:left w:sz="0" w:val="nil" w:color="auto"/>
+              <w:right w:sz="0" w:val="nil" w:color="auto"/>
+              <w:top w:sz="0" w:val="nil" w:color="auto"/>
+              <w:bottom w:sz="0" w:val="nil" w:color="auto"/>
+            </w:tcBorders>
           </w:tcPr>
           <w:p>
+            <w:pPr>
+              <w:spacing w:after="40" w:before="40"/>
+            </w:pPr>
             <w:r/>
             <w:r>
               <w:rPr>
@@ -123,17 +183,25 @@
         </w:tc>
         <w:tc>
           <w:tcPr>
-            <w:tcW w:type="dxa" w:w="5328"/>
+            <w:tcW w:type="dxa" w:w="3408"/>
+            <w:tcBorders>
+              <w:left w:sz="0" w:val="nil" w:color="auto"/>
+              <w:right w:sz="0" w:val="nil" w:color="auto"/>
+              <w:top w:sz="0" w:val="nil" w:color="auto"/>
+              <w:bottom w:sz="0" w:val="nil" w:color="auto"/>
+            </w:tcBorders>
           </w:tcPr>
           <w:p>
-            <w:r>
-              <w:t>Title ('audit'); Methods, 'Design, terminology and estimable quantities'; Abstract, Methods</w:t>
-            </w:r>
+            <w:pPr>
+              <w:spacing w:after="40" w:before="40"/>
+            </w:pPr>
+            <w:r/>
             <w:r>
               <w:rPr>
                 <w:rFonts w:ascii="Times New Roman" w:hAnsi="Times New Roman"/>
                 <w:sz w:val="17"/>
               </w:rPr>
+              <w:t>Title ('audit'); Methods, 'Design, terminology and estimable quantities'; Abstract, Methods</w:t>
             </w:r>
           </w:p>
         </w:tc>
@@ -141,14 +209,22 @@
       <w:tr>
         <w:tc>
           <w:tcPr>
-            <w:tcW w:type="dxa" w:w="2736"/>
+            <w:tcW w:type="dxa" w:w="3408"/>
+            <w:tcBorders>
+              <w:left w:sz="0" w:val="nil" w:color="auto"/>
+              <w:right w:sz="0" w:val="nil" w:color="auto"/>
+              <w:top w:sz="0" w:val="nil" w:color="auto"/>
+              <w:bottom w:sz="0" w:val="nil" w:color="auto"/>
+            </w:tcBorders>
           </w:tcPr>
           <w:p>
+            <w:pPr>
+              <w:spacing w:after="40" w:before="40"/>
+            </w:pPr>
             <w:r/>
             <w:r>
               <w:rPr>
                 <w:rFonts w:ascii="Times New Roman" w:hAnsi="Times New Roman"/>
-                <w:b/>
                 <w:sz w:val="17"/>
               </w:rPr>
               <w:t>Title and abstract 1(b)</w:t>
@@ -157,9 +233,18 @@
         </w:tc>
         <w:tc>
           <w:tcPr>
-            <w:tcW w:type="dxa" w:w="6624"/>
+            <w:tcW w:type="dxa" w:w="3408"/>
+            <w:tcBorders>
+              <w:left w:sz="0" w:val="nil" w:color="auto"/>
+              <w:right w:sz="0" w:val="nil" w:color="auto"/>
+              <w:top w:sz="0" w:val="nil" w:color="auto"/>
+              <w:bottom w:sz="0" w:val="nil" w:color="auto"/>
+            </w:tcBorders>
           </w:tcPr>
           <w:p>
+            <w:pPr>
+              <w:spacing w:after="40" w:before="40"/>
+            </w:pPr>
             <w:r/>
             <w:r>
               <w:rPr>
@@ -172,9 +257,18 @@
         </w:tc>
         <w:tc>
           <w:tcPr>
-            <w:tcW w:type="dxa" w:w="5328"/>
+            <w:tcW w:type="dxa" w:w="3408"/>
+            <w:tcBorders>
+              <w:left w:sz="0" w:val="nil" w:color="auto"/>
+              <w:right w:sz="0" w:val="nil" w:color="auto"/>
+              <w:top w:sz="0" w:val="nil" w:color="auto"/>
+              <w:bottom w:sz="0" w:val="nil" w:color="auto"/>
+            </w:tcBorders>
           </w:tcPr>
           <w:p>
+            <w:pPr>
+              <w:spacing w:after="40" w:before="40"/>
+            </w:pPr>
             <w:r/>
             <w:r>
               <w:rPr>
@@ -189,14 +283,22 @@
       <w:tr>
         <w:tc>
           <w:tcPr>
-            <w:tcW w:type="dxa" w:w="2736"/>
+            <w:tcW w:type="dxa" w:w="3408"/>
+            <w:tcBorders>
+              <w:left w:sz="0" w:val="nil" w:color="auto"/>
+              <w:right w:sz="0" w:val="nil" w:color="auto"/>
+              <w:top w:sz="0" w:val="nil" w:color="auto"/>
+              <w:bottom w:sz="0" w:val="nil" w:color="auto"/>
+            </w:tcBorders>
           </w:tcPr>
           <w:p>
+            <w:pPr>
+              <w:spacing w:after="40" w:before="40"/>
+            </w:pPr>
             <w:r/>
             <w:r>
               <w:rPr>
                 <w:rFonts w:ascii="Times New Roman" w:hAnsi="Times New Roman"/>
-                <w:b/>
                 <w:sz w:val="17"/>
               </w:rPr>
               <w:t>Introduction — Background/rationale 2</w:t>
@@ -205,9 +307,18 @@
         </w:tc>
         <w:tc>
           <w:tcPr>
-            <w:tcW w:type="dxa" w:w="6624"/>
+            <w:tcW w:type="dxa" w:w="3408"/>
+            <w:tcBorders>
+              <w:left w:sz="0" w:val="nil" w:color="auto"/>
+              <w:right w:sz="0" w:val="nil" w:color="auto"/>
+              <w:top w:sz="0" w:val="nil" w:color="auto"/>
+              <w:bottom w:sz="0" w:val="nil" w:color="auto"/>
+            </w:tcBorders>
           </w:tcPr>
           <w:p>
+            <w:pPr>
+              <w:spacing w:after="40" w:before="40"/>
+            </w:pPr>
             <w:r/>
             <w:r>
               <w:rPr>
@@ -220,9 +331,18 @@
         </w:tc>
         <w:tc>
           <w:tcPr>
-            <w:tcW w:type="dxa" w:w="5328"/>
+            <w:tcW w:type="dxa" w:w="3408"/>
+            <w:tcBorders>
+              <w:left w:sz="0" w:val="nil" w:color="auto"/>
+              <w:right w:sz="0" w:val="nil" w:color="auto"/>
+              <w:top w:sz="0" w:val="nil" w:color="auto"/>
+              <w:bottom w:sz="0" w:val="nil" w:color="auto"/>
+            </w:tcBorders>
           </w:tcPr>
           <w:p>
+            <w:pPr>
+              <w:spacing w:after="40" w:before="40"/>
+            </w:pPr>
             <w:r/>
             <w:r>
               <w:rPr>
@@ -237,14 +357,22 @@
       <w:tr>
         <w:tc>
           <w:tcPr>
-            <w:tcW w:type="dxa" w:w="2736"/>
+            <w:tcW w:type="dxa" w:w="3408"/>
+            <w:tcBorders>
+              <w:left w:sz="0" w:val="nil" w:color="auto"/>
+              <w:right w:sz="0" w:val="nil" w:color="auto"/>
+              <w:top w:sz="0" w:val="nil" w:color="auto"/>
+              <w:bottom w:sz="0" w:val="nil" w:color="auto"/>
+            </w:tcBorders>
           </w:tcPr>
           <w:p>
+            <w:pPr>
+              <w:spacing w:after="40" w:before="40"/>
+            </w:pPr>
             <w:r/>
             <w:r>
               <w:rPr>
                 <w:rFonts w:ascii="Times New Roman" w:hAnsi="Times New Roman"/>
-                <w:b/>
                 <w:sz w:val="17"/>
               </w:rPr>
               <w:t>Introduction — Objectives 3</w:t>
@@ -253,9 +381,18 @@
         </w:tc>
         <w:tc>
           <w:tcPr>
-            <w:tcW w:type="dxa" w:w="6624"/>
+            <w:tcW w:type="dxa" w:w="3408"/>
+            <w:tcBorders>
+              <w:left w:sz="0" w:val="nil" w:color="auto"/>
+              <w:right w:sz="0" w:val="nil" w:color="auto"/>
+              <w:top w:sz="0" w:val="nil" w:color="auto"/>
+              <w:bottom w:sz="0" w:val="nil" w:color="auto"/>
+            </w:tcBorders>
           </w:tcPr>
           <w:p>
+            <w:pPr>
+              <w:spacing w:after="40" w:before="40"/>
+            </w:pPr>
             <w:r/>
             <w:r>
               <w:rPr>
@@ -268,9 +405,18 @@
         </w:tc>
         <w:tc>
           <w:tcPr>
-            <w:tcW w:type="dxa" w:w="5328"/>
+            <w:tcW w:type="dxa" w:w="3408"/>
+            <w:tcBorders>
+              <w:left w:sz="0" w:val="nil" w:color="auto"/>
+              <w:right w:sz="0" w:val="nil" w:color="auto"/>
+              <w:top w:sz="0" w:val="nil" w:color="auto"/>
+              <w:bottom w:sz="0" w:val="nil" w:color="auto"/>
+            </w:tcBorders>
           </w:tcPr>
           <w:p>
+            <w:pPr>
+              <w:spacing w:after="40" w:before="40"/>
+            </w:pPr>
             <w:r/>
             <w:r>
               <w:rPr>
@@ -285,14 +431,22 @@
       <w:tr>
         <w:tc>
           <w:tcPr>
-            <w:tcW w:type="dxa" w:w="2736"/>
+            <w:tcW w:type="dxa" w:w="3408"/>
+            <w:tcBorders>
+              <w:left w:sz="0" w:val="nil" w:color="auto"/>
+              <w:right w:sz="0" w:val="nil" w:color="auto"/>
+              <w:top w:sz="0" w:val="nil" w:color="auto"/>
+              <w:bottom w:sz="0" w:val="nil" w:color="auto"/>
+            </w:tcBorders>
           </w:tcPr>
           <w:p>
+            <w:pPr>
+              <w:spacing w:after="40" w:before="40"/>
+            </w:pPr>
             <w:r/>
             <w:r>
               <w:rPr>
                 <w:rFonts w:ascii="Times New Roman" w:hAnsi="Times New Roman"/>
-                <w:b/>
                 <w:sz w:val="17"/>
               </w:rPr>
               <w:t>Methods — Study design 4</w:t>
@@ -301,9 +455,18 @@
         </w:tc>
         <w:tc>
           <w:tcPr>
-            <w:tcW w:type="dxa" w:w="6624"/>
+            <w:tcW w:type="dxa" w:w="3408"/>
+            <w:tcBorders>
+              <w:left w:sz="0" w:val="nil" w:color="auto"/>
+              <w:right w:sz="0" w:val="nil" w:color="auto"/>
+              <w:top w:sz="0" w:val="nil" w:color="auto"/>
+              <w:bottom w:sz="0" w:val="nil" w:color="auto"/>
+            </w:tcBorders>
           </w:tcPr>
           <w:p>
+            <w:pPr>
+              <w:spacing w:after="40" w:before="40"/>
+            </w:pPr>
             <w:r/>
             <w:r>
               <w:rPr>
@@ -316,17 +479,25 @@
         </w:tc>
         <w:tc>
           <w:tcPr>
-            <w:tcW w:type="dxa" w:w="5328"/>
+            <w:tcW w:type="dxa" w:w="3408"/>
+            <w:tcBorders>
+              <w:left w:sz="0" w:val="nil" w:color="auto"/>
+              <w:right w:sz="0" w:val="nil" w:color="auto"/>
+              <w:top w:sz="0" w:val="nil" w:color="auto"/>
+              <w:bottom w:sz="0" w:val="nil" w:color="auto"/>
+            </w:tcBorders>
           </w:tcPr>
           <w:p>
-            <w:r>
-              <w:t>Methods, 'Design, terminology and estimable quantities'</w:t>
-            </w:r>
+            <w:pPr>
+              <w:spacing w:after="40" w:before="40"/>
+            </w:pPr>
+            <w:r/>
             <w:r>
               <w:rPr>
                 <w:rFonts w:ascii="Times New Roman" w:hAnsi="Times New Roman"/>
                 <w:sz w:val="17"/>
               </w:rPr>
+              <w:t>Methods, 'Design, terminology and estimable quantities'</w:t>
             </w:r>
           </w:p>
         </w:tc>
@@ -334,14 +505,22 @@
       <w:tr>
         <w:tc>
           <w:tcPr>
-            <w:tcW w:type="dxa" w:w="2736"/>
+            <w:tcW w:type="dxa" w:w="3408"/>
+            <w:tcBorders>
+              <w:left w:sz="0" w:val="nil" w:color="auto"/>
+              <w:right w:sz="0" w:val="nil" w:color="auto"/>
+              <w:top w:sz="0" w:val="nil" w:color="auto"/>
+              <w:bottom w:sz="0" w:val="nil" w:color="auto"/>
+            </w:tcBorders>
           </w:tcPr>
           <w:p>
+            <w:pPr>
+              <w:spacing w:after="40" w:before="40"/>
+            </w:pPr>
             <w:r/>
             <w:r>
               <w:rPr>
                 <w:rFonts w:ascii="Times New Roman" w:hAnsi="Times New Roman"/>
-                <w:b/>
                 <w:sz w:val="17"/>
               </w:rPr>
               <w:t>Methods — Setting 5</w:t>
@@ -350,9 +529,18 @@
         </w:tc>
         <w:tc>
           <w:tcPr>
-            <w:tcW w:type="dxa" w:w="6624"/>
+            <w:tcW w:type="dxa" w:w="3408"/>
+            <w:tcBorders>
+              <w:left w:sz="0" w:val="nil" w:color="auto"/>
+              <w:right w:sz="0" w:val="nil" w:color="auto"/>
+              <w:top w:sz="0" w:val="nil" w:color="auto"/>
+              <w:bottom w:sz="0" w:val="nil" w:color="auto"/>
+            </w:tcBorders>
           </w:tcPr>
           <w:p>
+            <w:pPr>
+              <w:spacing w:after="40" w:before="40"/>
+            </w:pPr>
             <w:r/>
             <w:r>
               <w:rPr>
@@ -365,9 +553,18 @@
         </w:tc>
         <w:tc>
           <w:tcPr>
-            <w:tcW w:type="dxa" w:w="5328"/>
+            <w:tcW w:type="dxa" w:w="3408"/>
+            <w:tcBorders>
+              <w:left w:sz="0" w:val="nil" w:color="auto"/>
+              <w:right w:sz="0" w:val="nil" w:color="auto"/>
+              <w:top w:sz="0" w:val="nil" w:color="auto"/>
+              <w:bottom w:sz="0" w:val="nil" w:color="auto"/>
+            </w:tcBorders>
           </w:tcPr>
           <w:p>
+            <w:pPr>
+              <w:spacing w:after="40" w:before="40"/>
+            </w:pPr>
             <w:r/>
             <w:r>
               <w:rPr>
@@ -382,14 +579,22 @@
       <w:tr>
         <w:tc>
           <w:tcPr>
-            <w:tcW w:type="dxa" w:w="2736"/>
+            <w:tcW w:type="dxa" w:w="3408"/>
+            <w:tcBorders>
+              <w:left w:sz="0" w:val="nil" w:color="auto"/>
+              <w:right w:sz="0" w:val="nil" w:color="auto"/>
+              <w:top w:sz="0" w:val="nil" w:color="auto"/>
+              <w:bottom w:sz="0" w:val="nil" w:color="auto"/>
+            </w:tcBorders>
           </w:tcPr>
           <w:p>
+            <w:pPr>
+              <w:spacing w:after="40" w:before="40"/>
+            </w:pPr>
             <w:r/>
             <w:r>
               <w:rPr>
                 <w:rFonts w:ascii="Times New Roman" w:hAnsi="Times New Roman"/>
-                <w:b/>
                 <w:sz w:val="17"/>
               </w:rPr>
               <w:t>Methods — Participants 6(a)</w:t>
@@ -398,9 +603,18 @@
         </w:tc>
         <w:tc>
           <w:tcPr>
-            <w:tcW w:type="dxa" w:w="6624"/>
+            <w:tcW w:type="dxa" w:w="3408"/>
+            <w:tcBorders>
+              <w:left w:sz="0" w:val="nil" w:color="auto"/>
+              <w:right w:sz="0" w:val="nil" w:color="auto"/>
+              <w:top w:sz="0" w:val="nil" w:color="auto"/>
+              <w:bottom w:sz="0" w:val="nil" w:color="auto"/>
+            </w:tcBorders>
           </w:tcPr>
           <w:p>
+            <w:pPr>
+              <w:spacing w:after="40" w:before="40"/>
+            </w:pPr>
             <w:r/>
             <w:r>
               <w:rPr>
@@ -413,9 +627,18 @@
         </w:tc>
         <w:tc>
           <w:tcPr>
-            <w:tcW w:type="dxa" w:w="5328"/>
+            <w:tcW w:type="dxa" w:w="3408"/>
+            <w:tcBorders>
+              <w:left w:sz="0" w:val="nil" w:color="auto"/>
+              <w:right w:sz="0" w:val="nil" w:color="auto"/>
+              <w:top w:sz="0" w:val="nil" w:color="auto"/>
+              <w:bottom w:sz="0" w:val="nil" w:color="auto"/>
+            </w:tcBorders>
           </w:tcPr>
           <w:p>
+            <w:pPr>
+              <w:spacing w:after="40" w:before="40"/>
+            </w:pPr>
             <w:r/>
             <w:r>
               <w:rPr>
@@ -430,14 +653,22 @@
       <w:tr>
         <w:tc>
           <w:tcPr>
-            <w:tcW w:type="dxa" w:w="2736"/>
+            <w:tcW w:type="dxa" w:w="3408"/>
+            <w:tcBorders>
+              <w:left w:sz="0" w:val="nil" w:color="auto"/>
+              <w:right w:sz="0" w:val="nil" w:color="auto"/>
+              <w:top w:sz="0" w:val="nil" w:color="auto"/>
+              <w:bottom w:sz="0" w:val="nil" w:color="auto"/>
+            </w:tcBorders>
           </w:tcPr>
           <w:p>
+            <w:pPr>
+              <w:spacing w:after="40" w:before="40"/>
+            </w:pPr>
             <w:r/>
             <w:r>
               <w:rPr>
                 <w:rFonts w:ascii="Times New Roman" w:hAnsi="Times New Roman"/>
-                <w:b/>
                 <w:sz w:val="17"/>
               </w:rPr>
               <w:t>Methods — Participants 6(b)</w:t>
@@ -446,9 +677,18 @@
         </w:tc>
         <w:tc>
           <w:tcPr>
-            <w:tcW w:type="dxa" w:w="6624"/>
+            <w:tcW w:type="dxa" w:w="3408"/>
+            <w:tcBorders>
+              <w:left w:sz="0" w:val="nil" w:color="auto"/>
+              <w:right w:sz="0" w:val="nil" w:color="auto"/>
+              <w:top w:sz="0" w:val="nil" w:color="auto"/>
+              <w:bottom w:sz="0" w:val="nil" w:color="auto"/>
+            </w:tcBorders>
           </w:tcPr>
           <w:p>
+            <w:pPr>
+              <w:spacing w:after="40" w:before="40"/>
+            </w:pPr>
             <w:r/>
             <w:r>
               <w:rPr>
@@ -461,9 +701,18 @@
         </w:tc>
         <w:tc>
           <w:tcPr>
-            <w:tcW w:type="dxa" w:w="5328"/>
+            <w:tcW w:type="dxa" w:w="3408"/>
+            <w:tcBorders>
+              <w:left w:sz="0" w:val="nil" w:color="auto"/>
+              <w:right w:sz="0" w:val="nil" w:color="auto"/>
+              <w:top w:sz="0" w:val="nil" w:color="auto"/>
+              <w:bottom w:sz="0" w:val="nil" w:color="auto"/>
+            </w:tcBorders>
           </w:tcPr>
           <w:p>
+            <w:pPr>
+              <w:spacing w:after="40" w:before="40"/>
+            </w:pPr>
             <w:r/>
             <w:r>
               <w:rPr>
@@ -478,14 +727,22 @@
       <w:tr>
         <w:tc>
           <w:tcPr>
-            <w:tcW w:type="dxa" w:w="2736"/>
+            <w:tcW w:type="dxa" w:w="3408"/>
+            <w:tcBorders>
+              <w:left w:sz="0" w:val="nil" w:color="auto"/>
+              <w:right w:sz="0" w:val="nil" w:color="auto"/>
+              <w:top w:sz="0" w:val="nil" w:color="auto"/>
+              <w:bottom w:sz="0" w:val="nil" w:color="auto"/>
+            </w:tcBorders>
           </w:tcPr>
           <w:p>
+            <w:pPr>
+              <w:spacing w:after="40" w:before="40"/>
+            </w:pPr>
             <w:r/>
             <w:r>
               <w:rPr>
                 <w:rFonts w:ascii="Times New Roman" w:hAnsi="Times New Roman"/>
-                <w:b/>
                 <w:sz w:val="17"/>
               </w:rPr>
               <w:t>Methods — Variables 7</w:t>
@@ -494,9 +751,18 @@
         </w:tc>
         <w:tc>
           <w:tcPr>
-            <w:tcW w:type="dxa" w:w="6624"/>
+            <w:tcW w:type="dxa" w:w="3408"/>
+            <w:tcBorders>
+              <w:left w:sz="0" w:val="nil" w:color="auto"/>
+              <w:right w:sz="0" w:val="nil" w:color="auto"/>
+              <w:top w:sz="0" w:val="nil" w:color="auto"/>
+              <w:bottom w:sz="0" w:val="nil" w:color="auto"/>
+            </w:tcBorders>
           </w:tcPr>
           <w:p>
+            <w:pPr>
+              <w:spacing w:after="40" w:before="40"/>
+            </w:pPr>
             <w:r/>
             <w:r>
               <w:rPr>
@@ -509,9 +775,18 @@
         </w:tc>
         <w:tc>
           <w:tcPr>
-            <w:tcW w:type="dxa" w:w="5328"/>
+            <w:tcW w:type="dxa" w:w="3408"/>
+            <w:tcBorders>
+              <w:left w:sz="0" w:val="nil" w:color="auto"/>
+              <w:right w:sz="0" w:val="nil" w:color="auto"/>
+              <w:top w:sz="0" w:val="nil" w:color="auto"/>
+              <w:bottom w:sz="0" w:val="nil" w:color="auto"/>
+            </w:tcBorders>
           </w:tcPr>
           <w:p>
+            <w:pPr>
+              <w:spacing w:after="40" w:before="40"/>
+            </w:pPr>
             <w:r/>
             <w:r>
               <w:rPr>
@@ -526,14 +801,22 @@
       <w:tr>
         <w:tc>
           <w:tcPr>
-            <w:tcW w:type="dxa" w:w="2736"/>
+            <w:tcW w:type="dxa" w:w="3408"/>
+            <w:tcBorders>
+              <w:left w:sz="0" w:val="nil" w:color="auto"/>
+              <w:right w:sz="0" w:val="nil" w:color="auto"/>
+              <w:top w:sz="0" w:val="nil" w:color="auto"/>
+              <w:bottom w:sz="0" w:val="nil" w:color="auto"/>
+            </w:tcBorders>
           </w:tcPr>
           <w:p>
+            <w:pPr>
+              <w:spacing w:after="40" w:before="40"/>
+            </w:pPr>
             <w:r/>
             <w:r>
               <w:rPr>
                 <w:rFonts w:ascii="Times New Roman" w:hAnsi="Times New Roman"/>
-                <w:b/>
                 <w:sz w:val="17"/>
               </w:rPr>
               <w:t>Methods — Data sources/measurement 8</w:t>
@@ -542,9 +825,18 @@
         </w:tc>
         <w:tc>
           <w:tcPr>
-            <w:tcW w:type="dxa" w:w="6624"/>
+            <w:tcW w:type="dxa" w:w="3408"/>
+            <w:tcBorders>
+              <w:left w:sz="0" w:val="nil" w:color="auto"/>
+              <w:right w:sz="0" w:val="nil" w:color="auto"/>
+              <w:top w:sz="0" w:val="nil" w:color="auto"/>
+              <w:bottom w:sz="0" w:val="nil" w:color="auto"/>
+            </w:tcBorders>
           </w:tcPr>
           <w:p>
+            <w:pPr>
+              <w:spacing w:after="40" w:before="40"/>
+            </w:pPr>
             <w:r/>
             <w:r>
               <w:rPr>
@@ -557,9 +849,18 @@
         </w:tc>
         <w:tc>
           <w:tcPr>
-            <w:tcW w:type="dxa" w:w="5328"/>
+            <w:tcW w:type="dxa" w:w="3408"/>
+            <w:tcBorders>
+              <w:left w:sz="0" w:val="nil" w:color="auto"/>
+              <w:right w:sz="0" w:val="nil" w:color="auto"/>
+              <w:top w:sz="0" w:val="nil" w:color="auto"/>
+              <w:bottom w:sz="0" w:val="nil" w:color="auto"/>
+            </w:tcBorders>
           </w:tcPr>
           <w:p>
+            <w:pPr>
+              <w:spacing w:after="40" w:before="40"/>
+            </w:pPr>
             <w:r/>
             <w:r>
               <w:rPr>
@@ -574,14 +875,22 @@
       <w:tr>
         <w:tc>
           <w:tcPr>
-            <w:tcW w:type="dxa" w:w="2736"/>
+            <w:tcW w:type="dxa" w:w="3408"/>
+            <w:tcBorders>
+              <w:left w:sz="0" w:val="nil" w:color="auto"/>
+              <w:right w:sz="0" w:val="nil" w:color="auto"/>
+              <w:top w:sz="0" w:val="nil" w:color="auto"/>
+              <w:bottom w:sz="0" w:val="nil" w:color="auto"/>
+            </w:tcBorders>
           </w:tcPr>
           <w:p>
+            <w:pPr>
+              <w:spacing w:after="40" w:before="40"/>
+            </w:pPr>
             <w:r/>
             <w:r>
               <w:rPr>
                 <w:rFonts w:ascii="Times New Roman" w:hAnsi="Times New Roman"/>
-                <w:b/>
                 <w:sz w:val="17"/>
               </w:rPr>
               <w:t>Methods — Bias 9</w:t>
@@ -590,9 +899,18 @@
         </w:tc>
         <w:tc>
           <w:tcPr>
-            <w:tcW w:type="dxa" w:w="6624"/>
+            <w:tcW w:type="dxa" w:w="3408"/>
+            <w:tcBorders>
+              <w:left w:sz="0" w:val="nil" w:color="auto"/>
+              <w:right w:sz="0" w:val="nil" w:color="auto"/>
+              <w:top w:sz="0" w:val="nil" w:color="auto"/>
+              <w:bottom w:sz="0" w:val="nil" w:color="auto"/>
+            </w:tcBorders>
           </w:tcPr>
           <w:p>
+            <w:pPr>
+              <w:spacing w:after="40" w:before="40"/>
+            </w:pPr>
             <w:r/>
             <w:r>
               <w:rPr>
@@ -605,9 +923,18 @@
         </w:tc>
         <w:tc>
           <w:tcPr>
-            <w:tcW w:type="dxa" w:w="5328"/>
+            <w:tcW w:type="dxa" w:w="3408"/>
+            <w:tcBorders>
+              <w:left w:sz="0" w:val="nil" w:color="auto"/>
+              <w:right w:sz="0" w:val="nil" w:color="auto"/>
+              <w:top w:sz="0" w:val="nil" w:color="auto"/>
+              <w:bottom w:sz="0" w:val="nil" w:color="auto"/>
+            </w:tcBorders>
           </w:tcPr>
           <w:p>
+            <w:pPr>
+              <w:spacing w:after="40" w:before="40"/>
+            </w:pPr>
             <w:r/>
             <w:r>
               <w:rPr>
@@ -622,14 +949,22 @@
       <w:tr>
         <w:tc>
           <w:tcPr>
-            <w:tcW w:type="dxa" w:w="2736"/>
+            <w:tcW w:type="dxa" w:w="3408"/>
+            <w:tcBorders>
+              <w:left w:sz="0" w:val="nil" w:color="auto"/>
+              <w:right w:sz="0" w:val="nil" w:color="auto"/>
+              <w:top w:sz="0" w:val="nil" w:color="auto"/>
+              <w:bottom w:sz="0" w:val="nil" w:color="auto"/>
+            </w:tcBorders>
           </w:tcPr>
           <w:p>
+            <w:pPr>
+              <w:spacing w:after="40" w:before="40"/>
+            </w:pPr>
             <w:r/>
             <w:r>
               <w:rPr>
                 <w:rFonts w:ascii="Times New Roman" w:hAnsi="Times New Roman"/>
-                <w:b/>
                 <w:sz w:val="17"/>
               </w:rPr>
               <w:t>Methods — Study size 10</w:t>
@@ -638,9 +973,18 @@
         </w:tc>
         <w:tc>
           <w:tcPr>
-            <w:tcW w:type="dxa" w:w="6624"/>
+            <w:tcW w:type="dxa" w:w="3408"/>
+            <w:tcBorders>
+              <w:left w:sz="0" w:val="nil" w:color="auto"/>
+              <w:right w:sz="0" w:val="nil" w:color="auto"/>
+              <w:top w:sz="0" w:val="nil" w:color="auto"/>
+              <w:bottom w:sz="0" w:val="nil" w:color="auto"/>
+            </w:tcBorders>
           </w:tcPr>
           <w:p>
+            <w:pPr>
+              <w:spacing w:after="40" w:before="40"/>
+            </w:pPr>
             <w:r/>
             <w:r>
               <w:rPr>
@@ -653,9 +997,18 @@
         </w:tc>
         <w:tc>
           <w:tcPr>
-            <w:tcW w:type="dxa" w:w="5328"/>
+            <w:tcW w:type="dxa" w:w="3408"/>
+            <w:tcBorders>
+              <w:left w:sz="0" w:val="nil" w:color="auto"/>
+              <w:right w:sz="0" w:val="nil" w:color="auto"/>
+              <w:top w:sz="0" w:val="nil" w:color="auto"/>
+              <w:bottom w:sz="0" w:val="nil" w:color="auto"/>
+            </w:tcBorders>
           </w:tcPr>
           <w:p>
+            <w:pPr>
+              <w:spacing w:after="40" w:before="40"/>
+            </w:pPr>
             <w:r/>
             <w:r>
               <w:rPr>
@@ -670,14 +1023,22 @@
       <w:tr>
         <w:tc>
           <w:tcPr>
-            <w:tcW w:type="dxa" w:w="2736"/>
+            <w:tcW w:type="dxa" w:w="3408"/>
+            <w:tcBorders>
+              <w:left w:sz="0" w:val="nil" w:color="auto"/>
+              <w:right w:sz="0" w:val="nil" w:color="auto"/>
+              <w:top w:sz="0" w:val="nil" w:color="auto"/>
+              <w:bottom w:sz="0" w:val="nil" w:color="auto"/>
+            </w:tcBorders>
           </w:tcPr>
           <w:p>
+            <w:pPr>
+              <w:spacing w:after="40" w:before="40"/>
+            </w:pPr>
             <w:r/>
             <w:r>
               <w:rPr>
                 <w:rFonts w:ascii="Times New Roman" w:hAnsi="Times New Roman"/>
-                <w:b/>
                 <w:sz w:val="17"/>
               </w:rPr>
               <w:t>Methods — Quantitative variables 11</w:t>
@@ -686,9 +1047,18 @@
         </w:tc>
         <w:tc>
           <w:tcPr>
-            <w:tcW w:type="dxa" w:w="6624"/>
+            <w:tcW w:type="dxa" w:w="3408"/>
+            <w:tcBorders>
+              <w:left w:sz="0" w:val="nil" w:color="auto"/>
+              <w:right w:sz="0" w:val="nil" w:color="auto"/>
+              <w:top w:sz="0" w:val="nil" w:color="auto"/>
+              <w:bottom w:sz="0" w:val="nil" w:color="auto"/>
+            </w:tcBorders>
           </w:tcPr>
           <w:p>
+            <w:pPr>
+              <w:spacing w:after="40" w:before="40"/>
+            </w:pPr>
             <w:r/>
             <w:r>
               <w:rPr>
@@ -701,9 +1071,18 @@
         </w:tc>
         <w:tc>
           <w:tcPr>
-            <w:tcW w:type="dxa" w:w="5328"/>
+            <w:tcW w:type="dxa" w:w="3408"/>
+            <w:tcBorders>
+              <w:left w:sz="0" w:val="nil" w:color="auto"/>
+              <w:right w:sz="0" w:val="nil" w:color="auto"/>
+              <w:top w:sz="0" w:val="nil" w:color="auto"/>
+              <w:bottom w:sz="0" w:val="nil" w:color="auto"/>
+            </w:tcBorders>
           </w:tcPr>
           <w:p>
+            <w:pPr>
+              <w:spacing w:after="40" w:before="40"/>
+            </w:pPr>
             <w:r/>
             <w:r>
               <w:rPr>
@@ -718,14 +1097,22 @@
       <w:tr>
         <w:tc>
           <w:tcPr>
-            <w:tcW w:type="dxa" w:w="2736"/>
+            <w:tcW w:type="dxa" w:w="3408"/>
+            <w:tcBorders>
+              <w:left w:sz="0" w:val="nil" w:color="auto"/>
+              <w:right w:sz="0" w:val="nil" w:color="auto"/>
+              <w:top w:sz="0" w:val="nil" w:color="auto"/>
+              <w:bottom w:sz="0" w:val="nil" w:color="auto"/>
+            </w:tcBorders>
           </w:tcPr>
           <w:p>
+            <w:pPr>
+              <w:spacing w:after="40" w:before="40"/>
+            </w:pPr>
             <w:r/>
             <w:r>
               <w:rPr>
                 <w:rFonts w:ascii="Times New Roman" w:hAnsi="Times New Roman"/>
-                <w:b/>
                 <w:sz w:val="17"/>
               </w:rPr>
               <w:t>Methods — Statistical methods 12(a)</w:t>
@@ -734,9 +1121,18 @@
         </w:tc>
         <w:tc>
           <w:tcPr>
-            <w:tcW w:type="dxa" w:w="6624"/>
+            <w:tcW w:type="dxa" w:w="3408"/>
+            <w:tcBorders>
+              <w:left w:sz="0" w:val="nil" w:color="auto"/>
+              <w:right w:sz="0" w:val="nil" w:color="auto"/>
+              <w:top w:sz="0" w:val="nil" w:color="auto"/>
+              <w:bottom w:sz="0" w:val="nil" w:color="auto"/>
+            </w:tcBorders>
           </w:tcPr>
           <w:p>
+            <w:pPr>
+              <w:spacing w:after="40" w:before="40"/>
+            </w:pPr>
             <w:r/>
             <w:r>
               <w:rPr>
@@ -749,9 +1145,18 @@
         </w:tc>
         <w:tc>
           <w:tcPr>
-            <w:tcW w:type="dxa" w:w="5328"/>
+            <w:tcW w:type="dxa" w:w="3408"/>
+            <w:tcBorders>
+              <w:left w:sz="0" w:val="nil" w:color="auto"/>
+              <w:right w:sz="0" w:val="nil" w:color="auto"/>
+              <w:top w:sz="0" w:val="nil" w:color="auto"/>
+              <w:bottom w:sz="0" w:val="nil" w:color="auto"/>
+            </w:tcBorders>
           </w:tcPr>
           <w:p>
+            <w:pPr>
+              <w:spacing w:after="40" w:before="40"/>
+            </w:pPr>
             <w:r/>
             <w:r>
               <w:rPr>
@@ -766,14 +1171,22 @@
       <w:tr>
         <w:tc>
           <w:tcPr>
-            <w:tcW w:type="dxa" w:w="2736"/>
+            <w:tcW w:type="dxa" w:w="3408"/>
+            <w:tcBorders>
+              <w:left w:sz="0" w:val="nil" w:color="auto"/>
+              <w:right w:sz="0" w:val="nil" w:color="auto"/>
+              <w:top w:sz="0" w:val="nil" w:color="auto"/>
+              <w:bottom w:sz="0" w:val="nil" w:color="auto"/>
+            </w:tcBorders>
           </w:tcPr>
           <w:p>
+            <w:pPr>
+              <w:spacing w:after="40" w:before="40"/>
+            </w:pPr>
             <w:r/>
             <w:r>
               <w:rPr>
                 <w:rFonts w:ascii="Times New Roman" w:hAnsi="Times New Roman"/>
-                <w:b/>
                 <w:sz w:val="17"/>
               </w:rPr>
               <w:t>Methods — Statistical methods 12(b)</w:t>
@@ -782,9 +1195,18 @@
         </w:tc>
         <w:tc>
           <w:tcPr>
-            <w:tcW w:type="dxa" w:w="6624"/>
+            <w:tcW w:type="dxa" w:w="3408"/>
+            <w:tcBorders>
+              <w:left w:sz="0" w:val="nil" w:color="auto"/>
+              <w:right w:sz="0" w:val="nil" w:color="auto"/>
+              <w:top w:sz="0" w:val="nil" w:color="auto"/>
+              <w:bottom w:sz="0" w:val="nil" w:color="auto"/>
+            </w:tcBorders>
           </w:tcPr>
           <w:p>
+            <w:pPr>
+              <w:spacing w:after="40" w:before="40"/>
+            </w:pPr>
             <w:r/>
             <w:r>
               <w:rPr>
@@ -797,9 +1219,18 @@
         </w:tc>
         <w:tc>
           <w:tcPr>
-            <w:tcW w:type="dxa" w:w="5328"/>
+            <w:tcW w:type="dxa" w:w="3408"/>
+            <w:tcBorders>
+              <w:left w:sz="0" w:val="nil" w:color="auto"/>
+              <w:right w:sz="0" w:val="nil" w:color="auto"/>
+              <w:top w:sz="0" w:val="nil" w:color="auto"/>
+              <w:bottom w:sz="0" w:val="nil" w:color="auto"/>
+            </w:tcBorders>
           </w:tcPr>
           <w:p>
+            <w:pPr>
+              <w:spacing w:after="40" w:before="40"/>
+            </w:pPr>
             <w:r/>
             <w:r>
               <w:rPr>
@@ -814,14 +1245,22 @@
       <w:tr>
         <w:tc>
           <w:tcPr>
-            <w:tcW w:type="dxa" w:w="2736"/>
+            <w:tcW w:type="dxa" w:w="3408"/>
+            <w:tcBorders>
+              <w:left w:sz="0" w:val="nil" w:color="auto"/>
+              <w:right w:sz="0" w:val="nil" w:color="auto"/>
+              <w:top w:sz="0" w:val="nil" w:color="auto"/>
+              <w:bottom w:sz="0" w:val="nil" w:color="auto"/>
+            </w:tcBorders>
           </w:tcPr>
           <w:p>
+            <w:pPr>
+              <w:spacing w:after="40" w:before="40"/>
+            </w:pPr>
             <w:r/>
             <w:r>
               <w:rPr>
                 <w:rFonts w:ascii="Times New Roman" w:hAnsi="Times New Roman"/>
-                <w:b/>
                 <w:sz w:val="17"/>
               </w:rPr>
               <w:t>Methods — Statistical methods 12(c)</w:t>
@@ -830,9 +1269,18 @@
         </w:tc>
         <w:tc>
           <w:tcPr>
-            <w:tcW w:type="dxa" w:w="6624"/>
+            <w:tcW w:type="dxa" w:w="3408"/>
+            <w:tcBorders>
+              <w:left w:sz="0" w:val="nil" w:color="auto"/>
+              <w:right w:sz="0" w:val="nil" w:color="auto"/>
+              <w:top w:sz="0" w:val="nil" w:color="auto"/>
+              <w:bottom w:sz="0" w:val="nil" w:color="auto"/>
+            </w:tcBorders>
           </w:tcPr>
           <w:p>
+            <w:pPr>
+              <w:spacing w:after="40" w:before="40"/>
+            </w:pPr>
             <w:r/>
             <w:r>
               <w:rPr>
@@ -845,9 +1293,18 @@
         </w:tc>
         <w:tc>
           <w:tcPr>
-            <w:tcW w:type="dxa" w:w="5328"/>
+            <w:tcW w:type="dxa" w:w="3408"/>
+            <w:tcBorders>
+              <w:left w:sz="0" w:val="nil" w:color="auto"/>
+              <w:right w:sz="0" w:val="nil" w:color="auto"/>
+              <w:top w:sz="0" w:val="nil" w:color="auto"/>
+              <w:bottom w:sz="0" w:val="nil" w:color="auto"/>
+            </w:tcBorders>
           </w:tcPr>
           <w:p>
+            <w:pPr>
+              <w:spacing w:after="40" w:before="40"/>
+            </w:pPr>
             <w:r/>
             <w:r>
               <w:rPr>
@@ -862,14 +1319,22 @@
       <w:tr>
         <w:tc>
           <w:tcPr>
-            <w:tcW w:type="dxa" w:w="2736"/>
+            <w:tcW w:type="dxa" w:w="3408"/>
+            <w:tcBorders>
+              <w:left w:sz="0" w:val="nil" w:color="auto"/>
+              <w:right w:sz="0" w:val="nil" w:color="auto"/>
+              <w:top w:sz="0" w:val="nil" w:color="auto"/>
+              <w:bottom w:sz="0" w:val="nil" w:color="auto"/>
+            </w:tcBorders>
           </w:tcPr>
           <w:p>
+            <w:pPr>
+              <w:spacing w:after="40" w:before="40"/>
+            </w:pPr>
             <w:r/>
             <w:r>
               <w:rPr>
                 <w:rFonts w:ascii="Times New Roman" w:hAnsi="Times New Roman"/>
-                <w:b/>
                 <w:sz w:val="17"/>
               </w:rPr>
               <w:t>Methods — Statistical methods 12(d)</w:t>
@@ -878,9 +1343,18 @@
         </w:tc>
         <w:tc>
           <w:tcPr>
-            <w:tcW w:type="dxa" w:w="6624"/>
+            <w:tcW w:type="dxa" w:w="3408"/>
+            <w:tcBorders>
+              <w:left w:sz="0" w:val="nil" w:color="auto"/>
+              <w:right w:sz="0" w:val="nil" w:color="auto"/>
+              <w:top w:sz="0" w:val="nil" w:color="auto"/>
+              <w:bottom w:sz="0" w:val="nil" w:color="auto"/>
+            </w:tcBorders>
           </w:tcPr>
           <w:p>
+            <w:pPr>
+              <w:spacing w:after="40" w:before="40"/>
+            </w:pPr>
             <w:r/>
             <w:r>
               <w:rPr>
@@ -893,9 +1367,18 @@
         </w:tc>
         <w:tc>
           <w:tcPr>
-            <w:tcW w:type="dxa" w:w="5328"/>
+            <w:tcW w:type="dxa" w:w="3408"/>
+            <w:tcBorders>
+              <w:left w:sz="0" w:val="nil" w:color="auto"/>
+              <w:right w:sz="0" w:val="nil" w:color="auto"/>
+              <w:top w:sz="0" w:val="nil" w:color="auto"/>
+              <w:bottom w:sz="0" w:val="nil" w:color="auto"/>
+            </w:tcBorders>
           </w:tcPr>
           <w:p>
+            <w:pPr>
+              <w:spacing w:after="40" w:before="40"/>
+            </w:pPr>
             <w:r/>
             <w:r>
               <w:rPr>
@@ -910,14 +1393,22 @@
       <w:tr>
         <w:tc>
           <w:tcPr>
-            <w:tcW w:type="dxa" w:w="2736"/>
+            <w:tcW w:type="dxa" w:w="3408"/>
+            <w:tcBorders>
+              <w:left w:sz="0" w:val="nil" w:color="auto"/>
+              <w:right w:sz="0" w:val="nil" w:color="auto"/>
+              <w:top w:sz="0" w:val="nil" w:color="auto"/>
+              <w:bottom w:sz="0" w:val="nil" w:color="auto"/>
+            </w:tcBorders>
           </w:tcPr>
           <w:p>
+            <w:pPr>
+              <w:spacing w:after="40" w:before="40"/>
+            </w:pPr>
             <w:r/>
             <w:r>
               <w:rPr>
                 <w:rFonts w:ascii="Times New Roman" w:hAnsi="Times New Roman"/>
-                <w:b/>
                 <w:sz w:val="17"/>
               </w:rPr>
               <w:t>Methods — Statistical methods 12(e)</w:t>
@@ -926,9 +1417,18 @@
         </w:tc>
         <w:tc>
           <w:tcPr>
-            <w:tcW w:type="dxa" w:w="6624"/>
+            <w:tcW w:type="dxa" w:w="3408"/>
+            <w:tcBorders>
+              <w:left w:sz="0" w:val="nil" w:color="auto"/>
+              <w:right w:sz="0" w:val="nil" w:color="auto"/>
+              <w:top w:sz="0" w:val="nil" w:color="auto"/>
+              <w:bottom w:sz="0" w:val="nil" w:color="auto"/>
+            </w:tcBorders>
           </w:tcPr>
           <w:p>
+            <w:pPr>
+              <w:spacing w:after="40" w:before="40"/>
+            </w:pPr>
             <w:r/>
             <w:r>
               <w:rPr>
@@ -941,9 +1441,18 @@
         </w:tc>
         <w:tc>
           <w:tcPr>
-            <w:tcW w:type="dxa" w:w="5328"/>
+            <w:tcW w:type="dxa" w:w="3408"/>
+            <w:tcBorders>
+              <w:left w:sz="0" w:val="nil" w:color="auto"/>
+              <w:right w:sz="0" w:val="nil" w:color="auto"/>
+              <w:top w:sz="0" w:val="nil" w:color="auto"/>
+              <w:bottom w:sz="0" w:val="nil" w:color="auto"/>
+            </w:tcBorders>
           </w:tcPr>
           <w:p>
+            <w:pPr>
+              <w:spacing w:after="40" w:before="40"/>
+            </w:pPr>
             <w:r/>
             <w:r>
               <w:rPr>
@@ -958,14 +1467,22 @@
       <w:tr>
         <w:tc>
           <w:tcPr>
-            <w:tcW w:type="dxa" w:w="2736"/>
+            <w:tcW w:type="dxa" w:w="3408"/>
+            <w:tcBorders>
+              <w:left w:sz="0" w:val="nil" w:color="auto"/>
+              <w:right w:sz="0" w:val="nil" w:color="auto"/>
+              <w:top w:sz="0" w:val="nil" w:color="auto"/>
+              <w:bottom w:sz="0" w:val="nil" w:color="auto"/>
+            </w:tcBorders>
           </w:tcPr>
           <w:p>
+            <w:pPr>
+              <w:spacing w:after="40" w:before="40"/>
+            </w:pPr>
             <w:r/>
             <w:r>
               <w:rPr>
                 <w:rFonts w:ascii="Times New Roman" w:hAnsi="Times New Roman"/>
-                <w:b/>
                 <w:sz w:val="17"/>
               </w:rPr>
               <w:t>Results — Participants 13(a)</w:t>
@@ -974,9 +1491,18 @@
         </w:tc>
         <w:tc>
           <w:tcPr>
-            <w:tcW w:type="dxa" w:w="6624"/>
+            <w:tcW w:type="dxa" w:w="3408"/>
+            <w:tcBorders>
+              <w:left w:sz="0" w:val="nil" w:color="auto"/>
+              <w:right w:sz="0" w:val="nil" w:color="auto"/>
+              <w:top w:sz="0" w:val="nil" w:color="auto"/>
+              <w:bottom w:sz="0" w:val="nil" w:color="auto"/>
+            </w:tcBorders>
           </w:tcPr>
           <w:p>
+            <w:pPr>
+              <w:spacing w:after="40" w:before="40"/>
+            </w:pPr>
             <w:r/>
             <w:r>
               <w:rPr>
@@ -989,9 +1515,18 @@
         </w:tc>
         <w:tc>
           <w:tcPr>
-            <w:tcW w:type="dxa" w:w="5328"/>
+            <w:tcW w:type="dxa" w:w="3408"/>
+            <w:tcBorders>
+              <w:left w:sz="0" w:val="nil" w:color="auto"/>
+              <w:right w:sz="0" w:val="nil" w:color="auto"/>
+              <w:top w:sz="0" w:val="nil" w:color="auto"/>
+              <w:bottom w:sz="0" w:val="nil" w:color="auto"/>
+            </w:tcBorders>
           </w:tcPr>
           <w:p>
+            <w:pPr>
+              <w:spacing w:after="40" w:before="40"/>
+            </w:pPr>
             <w:r/>
             <w:r>
               <w:rPr>
@@ -1006,14 +1541,22 @@
       <w:tr>
         <w:tc>
           <w:tcPr>
-            <w:tcW w:type="dxa" w:w="2736"/>
+            <w:tcW w:type="dxa" w:w="3408"/>
+            <w:tcBorders>
+              <w:left w:sz="0" w:val="nil" w:color="auto"/>
+              <w:right w:sz="0" w:val="nil" w:color="auto"/>
+              <w:top w:sz="0" w:val="nil" w:color="auto"/>
+              <w:bottom w:sz="0" w:val="nil" w:color="auto"/>
+            </w:tcBorders>
           </w:tcPr>
           <w:p>
+            <w:pPr>
+              <w:spacing w:after="40" w:before="40"/>
+            </w:pPr>
             <w:r/>
             <w:r>
               <w:rPr>
                 <w:rFonts w:ascii="Times New Roman" w:hAnsi="Times New Roman"/>
-                <w:b/>
                 <w:sz w:val="17"/>
               </w:rPr>
               <w:t>Results — Participants 13(b)</w:t>
@@ -1022,9 +1565,18 @@
         </w:tc>
         <w:tc>
           <w:tcPr>
-            <w:tcW w:type="dxa" w:w="6624"/>
+            <w:tcW w:type="dxa" w:w="3408"/>
+            <w:tcBorders>
+              <w:left w:sz="0" w:val="nil" w:color="auto"/>
+              <w:right w:sz="0" w:val="nil" w:color="auto"/>
+              <w:top w:sz="0" w:val="nil" w:color="auto"/>
+              <w:bottom w:sz="0" w:val="nil" w:color="auto"/>
+            </w:tcBorders>
           </w:tcPr>
           <w:p>
+            <w:pPr>
+              <w:spacing w:after="40" w:before="40"/>
+            </w:pPr>
             <w:r/>
             <w:r>
               <w:rPr>
@@ -1037,9 +1589,18 @@
         </w:tc>
         <w:tc>
           <w:tcPr>
-            <w:tcW w:type="dxa" w:w="5328"/>
+            <w:tcW w:type="dxa" w:w="3408"/>
+            <w:tcBorders>
+              <w:left w:sz="0" w:val="nil" w:color="auto"/>
+              <w:right w:sz="0" w:val="nil" w:color="auto"/>
+              <w:top w:sz="0" w:val="nil" w:color="auto"/>
+              <w:bottom w:sz="0" w:val="nil" w:color="auto"/>
+            </w:tcBorders>
           </w:tcPr>
           <w:p>
+            <w:pPr>
+              <w:spacing w:after="40" w:before="40"/>
+            </w:pPr>
             <w:r/>
             <w:r>
               <w:rPr>
@@ -1054,14 +1615,22 @@
       <w:tr>
         <w:tc>
           <w:tcPr>
-            <w:tcW w:type="dxa" w:w="2736"/>
+            <w:tcW w:type="dxa" w:w="3408"/>
+            <w:tcBorders>
+              <w:left w:sz="0" w:val="nil" w:color="auto"/>
+              <w:right w:sz="0" w:val="nil" w:color="auto"/>
+              <w:top w:sz="0" w:val="nil" w:color="auto"/>
+              <w:bottom w:sz="0" w:val="nil" w:color="auto"/>
+            </w:tcBorders>
           </w:tcPr>
           <w:p>
+            <w:pPr>
+              <w:spacing w:after="40" w:before="40"/>
+            </w:pPr>
             <w:r/>
             <w:r>
               <w:rPr>
                 <w:rFonts w:ascii="Times New Roman" w:hAnsi="Times New Roman"/>
-                <w:b/>
                 <w:sz w:val="17"/>
               </w:rPr>
               <w:t>Results — Participants 13(c)</w:t>
@@ -1070,9 +1639,18 @@
         </w:tc>
         <w:tc>
           <w:tcPr>
-            <w:tcW w:type="dxa" w:w="6624"/>
+            <w:tcW w:type="dxa" w:w="3408"/>
+            <w:tcBorders>
+              <w:left w:sz="0" w:val="nil" w:color="auto"/>
+              <w:right w:sz="0" w:val="nil" w:color="auto"/>
+              <w:top w:sz="0" w:val="nil" w:color="auto"/>
+              <w:bottom w:sz="0" w:val="nil" w:color="auto"/>
+            </w:tcBorders>
           </w:tcPr>
           <w:p>
+            <w:pPr>
+              <w:spacing w:after="40" w:before="40"/>
+            </w:pPr>
             <w:r/>
             <w:r>
               <w:rPr>
@@ -1085,9 +1663,18 @@
         </w:tc>
         <w:tc>
           <w:tcPr>
-            <w:tcW w:type="dxa" w:w="5328"/>
+            <w:tcW w:type="dxa" w:w="3408"/>
+            <w:tcBorders>
+              <w:left w:sz="0" w:val="nil" w:color="auto"/>
+              <w:right w:sz="0" w:val="nil" w:color="auto"/>
+              <w:top w:sz="0" w:val="nil" w:color="auto"/>
+              <w:bottom w:sz="0" w:val="nil" w:color="auto"/>
+            </w:tcBorders>
           </w:tcPr>
           <w:p>
+            <w:pPr>
+              <w:spacing w:after="40" w:before="40"/>
+            </w:pPr>
             <w:r/>
             <w:r>
               <w:rPr>
@@ -1102,14 +1689,22 @@
       <w:tr>
         <w:tc>
           <w:tcPr>
-            <w:tcW w:type="dxa" w:w="2736"/>
+            <w:tcW w:type="dxa" w:w="3408"/>
+            <w:tcBorders>
+              <w:left w:sz="0" w:val="nil" w:color="auto"/>
+              <w:right w:sz="0" w:val="nil" w:color="auto"/>
+              <w:top w:sz="0" w:val="nil" w:color="auto"/>
+              <w:bottom w:sz="0" w:val="nil" w:color="auto"/>
+            </w:tcBorders>
           </w:tcPr>
           <w:p>
+            <w:pPr>
+              <w:spacing w:after="40" w:before="40"/>
+            </w:pPr>
             <w:r/>
             <w:r>
               <w:rPr>
                 <w:rFonts w:ascii="Times New Roman" w:hAnsi="Times New Roman"/>
-                <w:b/>
                 <w:sz w:val="17"/>
               </w:rPr>
               <w:t>Results — Descriptive data 14(a)</w:t>
@@ -1118,9 +1713,18 @@
         </w:tc>
         <w:tc>
           <w:tcPr>
-            <w:tcW w:type="dxa" w:w="6624"/>
+            <w:tcW w:type="dxa" w:w="3408"/>
+            <w:tcBorders>
+              <w:left w:sz="0" w:val="nil" w:color="auto"/>
+              <w:right w:sz="0" w:val="nil" w:color="auto"/>
+              <w:top w:sz="0" w:val="nil" w:color="auto"/>
+              <w:bottom w:sz="0" w:val="nil" w:color="auto"/>
+            </w:tcBorders>
           </w:tcPr>
           <w:p>
+            <w:pPr>
+              <w:spacing w:after="40" w:before="40"/>
+            </w:pPr>
             <w:r/>
             <w:r>
               <w:rPr>
@@ -1133,9 +1737,18 @@
         </w:tc>
         <w:tc>
           <w:tcPr>
-            <w:tcW w:type="dxa" w:w="5328"/>
+            <w:tcW w:type="dxa" w:w="3408"/>
+            <w:tcBorders>
+              <w:left w:sz="0" w:val="nil" w:color="auto"/>
+              <w:right w:sz="0" w:val="nil" w:color="auto"/>
+              <w:top w:sz="0" w:val="nil" w:color="auto"/>
+              <w:bottom w:sz="0" w:val="nil" w:color="auto"/>
+            </w:tcBorders>
           </w:tcPr>
           <w:p>
+            <w:pPr>
+              <w:spacing w:after="40" w:before="40"/>
+            </w:pPr>
             <w:r/>
             <w:r>
               <w:rPr>
@@ -1150,14 +1763,22 @@
       <w:tr>
         <w:tc>
           <w:tcPr>
-            <w:tcW w:type="dxa" w:w="2736"/>
+            <w:tcW w:type="dxa" w:w="3408"/>
+            <w:tcBorders>
+              <w:left w:sz="0" w:val="nil" w:color="auto"/>
+              <w:right w:sz="0" w:val="nil" w:color="auto"/>
+              <w:top w:sz="0" w:val="nil" w:color="auto"/>
+              <w:bottom w:sz="0" w:val="nil" w:color="auto"/>
+            </w:tcBorders>
           </w:tcPr>
           <w:p>
+            <w:pPr>
+              <w:spacing w:after="40" w:before="40"/>
+            </w:pPr>
             <w:r/>
             <w:r>
               <w:rPr>
                 <w:rFonts w:ascii="Times New Roman" w:hAnsi="Times New Roman"/>
-                <w:b/>
                 <w:sz w:val="17"/>
               </w:rPr>
               <w:t>Results — Descriptive data 14(b)</w:t>
@@ -1166,9 +1787,18 @@
         </w:tc>
         <w:tc>
           <w:tcPr>
-            <w:tcW w:type="dxa" w:w="6624"/>
+            <w:tcW w:type="dxa" w:w="3408"/>
+            <w:tcBorders>
+              <w:left w:sz="0" w:val="nil" w:color="auto"/>
+              <w:right w:sz="0" w:val="nil" w:color="auto"/>
+              <w:top w:sz="0" w:val="nil" w:color="auto"/>
+              <w:bottom w:sz="0" w:val="nil" w:color="auto"/>
+            </w:tcBorders>
           </w:tcPr>
           <w:p>
+            <w:pPr>
+              <w:spacing w:after="40" w:before="40"/>
+            </w:pPr>
             <w:r/>
             <w:r>
               <w:rPr>
@@ -1181,9 +1811,18 @@
         </w:tc>
         <w:tc>
           <w:tcPr>
-            <w:tcW w:type="dxa" w:w="5328"/>
+            <w:tcW w:type="dxa" w:w="3408"/>
+            <w:tcBorders>
+              <w:left w:sz="0" w:val="nil" w:color="auto"/>
+              <w:right w:sz="0" w:val="nil" w:color="auto"/>
+              <w:top w:sz="0" w:val="nil" w:color="auto"/>
+              <w:bottom w:sz="0" w:val="nil" w:color="auto"/>
+            </w:tcBorders>
           </w:tcPr>
           <w:p>
+            <w:pPr>
+              <w:spacing w:after="40" w:before="40"/>
+            </w:pPr>
             <w:r/>
             <w:r>
               <w:rPr>
@@ -1198,14 +1837,22 @@
       <w:tr>
         <w:tc>
           <w:tcPr>
-            <w:tcW w:type="dxa" w:w="2736"/>
+            <w:tcW w:type="dxa" w:w="3408"/>
+            <w:tcBorders>
+              <w:left w:sz="0" w:val="nil" w:color="auto"/>
+              <w:right w:sz="0" w:val="nil" w:color="auto"/>
+              <w:top w:sz="0" w:val="nil" w:color="auto"/>
+              <w:bottom w:sz="0" w:val="nil" w:color="auto"/>
+            </w:tcBorders>
           </w:tcPr>
           <w:p>
+            <w:pPr>
+              <w:spacing w:after="40" w:before="40"/>
+            </w:pPr>
             <w:r/>
             <w:r>
               <w:rPr>
                 <w:rFonts w:ascii="Times New Roman" w:hAnsi="Times New Roman"/>
-                <w:b/>
                 <w:sz w:val="17"/>
               </w:rPr>
               <w:t>Results — Descriptive data 14(c)</w:t>
@@ -1214,9 +1861,18 @@
         </w:tc>
         <w:tc>
           <w:tcPr>
-            <w:tcW w:type="dxa" w:w="6624"/>
+            <w:tcW w:type="dxa" w:w="3408"/>
+            <w:tcBorders>
+              <w:left w:sz="0" w:val="nil" w:color="auto"/>
+              <w:right w:sz="0" w:val="nil" w:color="auto"/>
+              <w:top w:sz="0" w:val="nil" w:color="auto"/>
+              <w:bottom w:sz="0" w:val="nil" w:color="auto"/>
+            </w:tcBorders>
           </w:tcPr>
           <w:p>
+            <w:pPr>
+              <w:spacing w:after="40" w:before="40"/>
+            </w:pPr>
             <w:r/>
             <w:r>
               <w:rPr>
@@ -1229,9 +1885,18 @@
         </w:tc>
         <w:tc>
           <w:tcPr>
-            <w:tcW w:type="dxa" w:w="5328"/>
+            <w:tcW w:type="dxa" w:w="3408"/>
+            <w:tcBorders>
+              <w:left w:sz="0" w:val="nil" w:color="auto"/>
+              <w:right w:sz="0" w:val="nil" w:color="auto"/>
+              <w:top w:sz="0" w:val="nil" w:color="auto"/>
+              <w:bottom w:sz="0" w:val="nil" w:color="auto"/>
+            </w:tcBorders>
           </w:tcPr>
           <w:p>
+            <w:pPr>
+              <w:spacing w:after="40" w:before="40"/>
+            </w:pPr>
             <w:r/>
             <w:r>
               <w:rPr>
@@ -1246,14 +1911,22 @@
       <w:tr>
         <w:tc>
           <w:tcPr>
-            <w:tcW w:type="dxa" w:w="2736"/>
+            <w:tcW w:type="dxa" w:w="3408"/>
+            <w:tcBorders>
+              <w:left w:sz="0" w:val="nil" w:color="auto"/>
+              <w:right w:sz="0" w:val="nil" w:color="auto"/>
+              <w:top w:sz="0" w:val="nil" w:color="auto"/>
+              <w:bottom w:sz="0" w:val="nil" w:color="auto"/>
+            </w:tcBorders>
           </w:tcPr>
           <w:p>
+            <w:pPr>
+              <w:spacing w:after="40" w:before="40"/>
+            </w:pPr>
             <w:r/>
             <w:r>
               <w:rPr>
                 <w:rFonts w:ascii="Times New Roman" w:hAnsi="Times New Roman"/>
-                <w:b/>
                 <w:sz w:val="17"/>
               </w:rPr>
               <w:t>Results — Outcome data 15</w:t>
@@ -1262,9 +1935,18 @@
         </w:tc>
         <w:tc>
           <w:tcPr>
-            <w:tcW w:type="dxa" w:w="6624"/>
+            <w:tcW w:type="dxa" w:w="3408"/>
+            <w:tcBorders>
+              <w:left w:sz="0" w:val="nil" w:color="auto"/>
+              <w:right w:sz="0" w:val="nil" w:color="auto"/>
+              <w:top w:sz="0" w:val="nil" w:color="auto"/>
+              <w:bottom w:sz="0" w:val="nil" w:color="auto"/>
+            </w:tcBorders>
           </w:tcPr>
           <w:p>
+            <w:pPr>
+              <w:spacing w:after="40" w:before="40"/>
+            </w:pPr>
             <w:r/>
             <w:r>
               <w:rPr>
@@ -1277,9 +1959,18 @@
         </w:tc>
         <w:tc>
           <w:tcPr>
-            <w:tcW w:type="dxa" w:w="5328"/>
+            <w:tcW w:type="dxa" w:w="3408"/>
+            <w:tcBorders>
+              <w:left w:sz="0" w:val="nil" w:color="auto"/>
+              <w:right w:sz="0" w:val="nil" w:color="auto"/>
+              <w:top w:sz="0" w:val="nil" w:color="auto"/>
+              <w:bottom w:sz="0" w:val="nil" w:color="auto"/>
+            </w:tcBorders>
           </w:tcPr>
           <w:p>
+            <w:pPr>
+              <w:spacing w:after="40" w:before="40"/>
+            </w:pPr>
             <w:r/>
             <w:r>
               <w:rPr>
@@ -1294,14 +1985,22 @@
       <w:tr>
         <w:tc>
           <w:tcPr>
-            <w:tcW w:type="dxa" w:w="2736"/>
+            <w:tcW w:type="dxa" w:w="3408"/>
+            <w:tcBorders>
+              <w:left w:sz="0" w:val="nil" w:color="auto"/>
+              <w:right w:sz="0" w:val="nil" w:color="auto"/>
+              <w:top w:sz="0" w:val="nil" w:color="auto"/>
+              <w:bottom w:sz="0" w:val="nil" w:color="auto"/>
+            </w:tcBorders>
           </w:tcPr>
           <w:p>
+            <w:pPr>
+              <w:spacing w:after="40" w:before="40"/>
+            </w:pPr>
             <w:r/>
             <w:r>
               <w:rPr>
                 <w:rFonts w:ascii="Times New Roman" w:hAnsi="Times New Roman"/>
-                <w:b/>
                 <w:sz w:val="17"/>
               </w:rPr>
               <w:t>Results — Main results 16(a)</w:t>
@@ -1310,9 +2009,18 @@
         </w:tc>
         <w:tc>
           <w:tcPr>
-            <w:tcW w:type="dxa" w:w="6624"/>
+            <w:tcW w:type="dxa" w:w="3408"/>
+            <w:tcBorders>
+              <w:left w:sz="0" w:val="nil" w:color="auto"/>
+              <w:right w:sz="0" w:val="nil" w:color="auto"/>
+              <w:top w:sz="0" w:val="nil" w:color="auto"/>
+              <w:bottom w:sz="0" w:val="nil" w:color="auto"/>
+            </w:tcBorders>
           </w:tcPr>
           <w:p>
+            <w:pPr>
+              <w:spacing w:after="40" w:before="40"/>
+            </w:pPr>
             <w:r/>
             <w:r>
               <w:rPr>
@@ -1325,17 +2033,25 @@
         </w:tc>
         <w:tc>
           <w:tcPr>
-            <w:tcW w:type="dxa" w:w="5328"/>
+            <w:tcW w:type="dxa" w:w="3408"/>
+            <w:tcBorders>
+              <w:left w:sz="0" w:val="nil" w:color="auto"/>
+              <w:right w:sz="0" w:val="nil" w:color="auto"/>
+              <w:top w:sz="0" w:val="nil" w:color="auto"/>
+              <w:bottom w:sz="0" w:val="nil" w:color="auto"/>
+            </w:tcBorders>
           </w:tcPr>
           <w:p>
-            <w:r>
-              <w:t>Results, 'Detection and certainty of wording' (unadjusted and adjusted GEE odds ratios); Online Resource 2, Table S3</w:t>
-            </w:r>
+            <w:pPr>
+              <w:spacing w:after="40" w:before="40"/>
+            </w:pPr>
+            <w:r/>
             <w:r>
               <w:rPr>
                 <w:rFonts w:ascii="Times New Roman" w:hAnsi="Times New Roman"/>
                 <w:sz w:val="17"/>
               </w:rPr>
+              <w:t>Results, 'Detection and certainty of wording' (unadjusted and adjusted GEE odds ratios); Online Resource 2, Table S3</w:t>
             </w:r>
           </w:p>
         </w:tc>
@@ -1343,14 +2059,22 @@
       <w:tr>
         <w:tc>
           <w:tcPr>
-            <w:tcW w:type="dxa" w:w="2736"/>
+            <w:tcW w:type="dxa" w:w="3408"/>
+            <w:tcBorders>
+              <w:left w:sz="0" w:val="nil" w:color="auto"/>
+              <w:right w:sz="0" w:val="nil" w:color="auto"/>
+              <w:top w:sz="0" w:val="nil" w:color="auto"/>
+              <w:bottom w:sz="0" w:val="nil" w:color="auto"/>
+            </w:tcBorders>
           </w:tcPr>
           <w:p>
+            <w:pPr>
+              <w:spacing w:after="40" w:before="40"/>
+            </w:pPr>
             <w:r/>
             <w:r>
               <w:rPr>
                 <w:rFonts w:ascii="Times New Roman" w:hAnsi="Times New Roman"/>
-                <w:b/>
                 <w:sz w:val="17"/>
               </w:rPr>
               <w:t>Results — Main results 16(b)</w:t>
@@ -1359,9 +2083,18 @@
         </w:tc>
         <w:tc>
           <w:tcPr>
-            <w:tcW w:type="dxa" w:w="6624"/>
+            <w:tcW w:type="dxa" w:w="3408"/>
+            <w:tcBorders>
+              <w:left w:sz="0" w:val="nil" w:color="auto"/>
+              <w:right w:sz="0" w:val="nil" w:color="auto"/>
+              <w:top w:sz="0" w:val="nil" w:color="auto"/>
+              <w:bottom w:sz="0" w:val="nil" w:color="auto"/>
+            </w:tcBorders>
           </w:tcPr>
           <w:p>
+            <w:pPr>
+              <w:spacing w:after="40" w:before="40"/>
+            </w:pPr>
             <w:r/>
             <w:r>
               <w:rPr>
@@ -1374,9 +2107,18 @@
         </w:tc>
         <w:tc>
           <w:tcPr>
-            <w:tcW w:type="dxa" w:w="5328"/>
+            <w:tcW w:type="dxa" w:w="3408"/>
+            <w:tcBorders>
+              <w:left w:sz="0" w:val="nil" w:color="auto"/>
+              <w:right w:sz="0" w:val="nil" w:color="auto"/>
+              <w:top w:sz="0" w:val="nil" w:color="auto"/>
+              <w:bottom w:sz="0" w:val="nil" w:color="auto"/>
+            </w:tcBorders>
           </w:tcPr>
           <w:p>
+            <w:pPr>
+              <w:spacing w:after="40" w:before="40"/>
+            </w:pPr>
             <w:r/>
             <w:r>
               <w:rPr>
@@ -1391,14 +2133,22 @@
       <w:tr>
         <w:tc>
           <w:tcPr>
-            <w:tcW w:type="dxa" w:w="2736"/>
+            <w:tcW w:type="dxa" w:w="3408"/>
+            <w:tcBorders>
+              <w:left w:sz="0" w:val="nil" w:color="auto"/>
+              <w:right w:sz="0" w:val="nil" w:color="auto"/>
+              <w:top w:sz="0" w:val="nil" w:color="auto"/>
+              <w:bottom w:sz="0" w:val="nil" w:color="auto"/>
+            </w:tcBorders>
           </w:tcPr>
           <w:p>
+            <w:pPr>
+              <w:spacing w:after="40" w:before="40"/>
+            </w:pPr>
             <w:r/>
             <w:r>
               <w:rPr>
                 <w:rFonts w:ascii="Times New Roman" w:hAnsi="Times New Roman"/>
-                <w:b/>
                 <w:sz w:val="17"/>
               </w:rPr>
               <w:t>Results — Main results 16(c)</w:t>
@@ -1407,9 +2157,18 @@
         </w:tc>
         <w:tc>
           <w:tcPr>
-            <w:tcW w:type="dxa" w:w="6624"/>
+            <w:tcW w:type="dxa" w:w="3408"/>
+            <w:tcBorders>
+              <w:left w:sz="0" w:val="nil" w:color="auto"/>
+              <w:right w:sz="0" w:val="nil" w:color="auto"/>
+              <w:top w:sz="0" w:val="nil" w:color="auto"/>
+              <w:bottom w:sz="0" w:val="nil" w:color="auto"/>
+            </w:tcBorders>
           </w:tcPr>
           <w:p>
+            <w:pPr>
+              <w:spacing w:after="40" w:before="40"/>
+            </w:pPr>
             <w:r/>
             <w:r>
               <w:rPr>
@@ -1422,9 +2181,18 @@
         </w:tc>
         <w:tc>
           <w:tcPr>
-            <w:tcW w:type="dxa" w:w="5328"/>
+            <w:tcW w:type="dxa" w:w="3408"/>
+            <w:tcBorders>
+              <w:left w:sz="0" w:val="nil" w:color="auto"/>
+              <w:right w:sz="0" w:val="nil" w:color="auto"/>
+              <w:top w:sz="0" w:val="nil" w:color="auto"/>
+              <w:bottom w:sz="0" w:val="nil" w:color="auto"/>
+            </w:tcBorders>
           </w:tcPr>
           <w:p>
+            <w:pPr>
+              <w:spacing w:after="40" w:before="40"/>
+            </w:pPr>
             <w:r/>
             <w:r>
               <w:rPr>
@@ -1439,14 +2207,22 @@
       <w:tr>
         <w:tc>
           <w:tcPr>
-            <w:tcW w:type="dxa" w:w="2736"/>
+            <w:tcW w:type="dxa" w:w="3408"/>
+            <w:tcBorders>
+              <w:left w:sz="0" w:val="nil" w:color="auto"/>
+              <w:right w:sz="0" w:val="nil" w:color="auto"/>
+              <w:top w:sz="0" w:val="nil" w:color="auto"/>
+              <w:bottom w:sz="0" w:val="nil" w:color="auto"/>
+            </w:tcBorders>
           </w:tcPr>
           <w:p>
+            <w:pPr>
+              <w:spacing w:after="40" w:before="40"/>
+            </w:pPr>
             <w:r/>
             <w:r>
               <w:rPr>
                 <w:rFonts w:ascii="Times New Roman" w:hAnsi="Times New Roman"/>
-                <w:b/>
                 <w:sz w:val="17"/>
               </w:rPr>
               <w:t>Results — Other analyses 17</w:t>
@@ -1455,9 +2231,18 @@
         </w:tc>
         <w:tc>
           <w:tcPr>
-            <w:tcW w:type="dxa" w:w="6624"/>
+            <w:tcW w:type="dxa" w:w="3408"/>
+            <w:tcBorders>
+              <w:left w:sz="0" w:val="nil" w:color="auto"/>
+              <w:right w:sz="0" w:val="nil" w:color="auto"/>
+              <w:top w:sz="0" w:val="nil" w:color="auto"/>
+              <w:bottom w:sz="0" w:val="nil" w:color="auto"/>
+            </w:tcBorders>
           </w:tcPr>
           <w:p>
+            <w:pPr>
+              <w:spacing w:after="40" w:before="40"/>
+            </w:pPr>
             <w:r/>
             <w:r>
               <w:rPr>
@@ -1470,17 +2255,25 @@
         </w:tc>
         <w:tc>
           <w:tcPr>
-            <w:tcW w:type="dxa" w:w="5328"/>
+            <w:tcW w:type="dxa" w:w="3408"/>
+            <w:tcBorders>
+              <w:left w:sz="0" w:val="nil" w:color="auto"/>
+              <w:right w:sz="0" w:val="nil" w:color="auto"/>
+              <w:top w:sz="0" w:val="nil" w:color="auto"/>
+              <w:bottom w:sz="0" w:val="nil" w:color="auto"/>
+            </w:tcBorders>
           </w:tcPr>
           <w:p>
-            <w:r>
-              <w:t>Results, 'Documented content of ultrasound examinations', 'Change in detection over time', 'Selected subgroup and populations not represented'; Online Resources 2 and 3</w:t>
-            </w:r>
+            <w:pPr>
+              <w:spacing w:after="40" w:before="40"/>
+            </w:pPr>
+            <w:r/>
             <w:r>
               <w:rPr>
                 <w:rFonts w:ascii="Times New Roman" w:hAnsi="Times New Roman"/>
                 <w:sz w:val="17"/>
               </w:rPr>
+              <w:t>Results, 'Documented content of ultrasound examinations', 'Change in detection over time', 'Selected subgroup and populations not represented'; Online Resources 2 and 3</w:t>
             </w:r>
           </w:p>
         </w:tc>
@@ -1488,14 +2281,22 @@
       <w:tr>
         <w:tc>
           <w:tcPr>
-            <w:tcW w:type="dxa" w:w="2736"/>
+            <w:tcW w:type="dxa" w:w="3408"/>
+            <w:tcBorders>
+              <w:left w:sz="0" w:val="nil" w:color="auto"/>
+              <w:right w:sz="0" w:val="nil" w:color="auto"/>
+              <w:top w:sz="0" w:val="nil" w:color="auto"/>
+              <w:bottom w:sz="0" w:val="nil" w:color="auto"/>
+            </w:tcBorders>
           </w:tcPr>
           <w:p>
+            <w:pPr>
+              <w:spacing w:after="40" w:before="40"/>
+            </w:pPr>
             <w:r/>
             <w:r>
               <w:rPr>
                 <w:rFonts w:ascii="Times New Roman" w:hAnsi="Times New Roman"/>
-                <w:b/>
                 <w:sz w:val="17"/>
               </w:rPr>
               <w:t>Discussion — Key results 18</w:t>
@@ -1504,9 +2305,18 @@
         </w:tc>
         <w:tc>
           <w:tcPr>
-            <w:tcW w:type="dxa" w:w="6624"/>
+            <w:tcW w:type="dxa" w:w="3408"/>
+            <w:tcBorders>
+              <w:left w:sz="0" w:val="nil" w:color="auto"/>
+              <w:right w:sz="0" w:val="nil" w:color="auto"/>
+              <w:top w:sz="0" w:val="nil" w:color="auto"/>
+              <w:bottom w:sz="0" w:val="nil" w:color="auto"/>
+            </w:tcBorders>
           </w:tcPr>
           <w:p>
+            <w:pPr>
+              <w:spacing w:after="40" w:before="40"/>
+            </w:pPr>
             <w:r/>
             <w:r>
               <w:rPr>
@@ -1519,9 +2329,18 @@
         </w:tc>
         <w:tc>
           <w:tcPr>
-            <w:tcW w:type="dxa" w:w="5328"/>
+            <w:tcW w:type="dxa" w:w="3408"/>
+            <w:tcBorders>
+              <w:left w:sz="0" w:val="nil" w:color="auto"/>
+              <w:right w:sz="0" w:val="nil" w:color="auto"/>
+              <w:top w:sz="0" w:val="nil" w:color="auto"/>
+              <w:bottom w:sz="0" w:val="nil" w:color="auto"/>
+            </w:tcBorders>
           </w:tcPr>
           <w:p>
+            <w:pPr>
+              <w:spacing w:after="40" w:before="40"/>
+            </w:pPr>
             <w:r/>
             <w:r>
               <w:rPr>
@@ -1536,14 +2355,22 @@
       <w:tr>
         <w:tc>
           <w:tcPr>
-            <w:tcW w:type="dxa" w:w="2736"/>
+            <w:tcW w:type="dxa" w:w="3408"/>
+            <w:tcBorders>
+              <w:left w:sz="0" w:val="nil" w:color="auto"/>
+              <w:right w:sz="0" w:val="nil" w:color="auto"/>
+              <w:top w:sz="0" w:val="nil" w:color="auto"/>
+              <w:bottom w:sz="0" w:val="nil" w:color="auto"/>
+            </w:tcBorders>
           </w:tcPr>
           <w:p>
+            <w:pPr>
+              <w:spacing w:after="40" w:before="40"/>
+            </w:pPr>
             <w:r/>
             <w:r>
               <w:rPr>
                 <w:rFonts w:ascii="Times New Roman" w:hAnsi="Times New Roman"/>
-                <w:b/>
                 <w:sz w:val="17"/>
               </w:rPr>
               <w:t>Discussion — Limitations 19</w:t>
@@ -1552,9 +2379,18 @@
         </w:tc>
         <w:tc>
           <w:tcPr>
-            <w:tcW w:type="dxa" w:w="6624"/>
+            <w:tcW w:type="dxa" w:w="3408"/>
+            <w:tcBorders>
+              <w:left w:sz="0" w:val="nil" w:color="auto"/>
+              <w:right w:sz="0" w:val="nil" w:color="auto"/>
+              <w:top w:sz="0" w:val="nil" w:color="auto"/>
+              <w:bottom w:sz="0" w:val="nil" w:color="auto"/>
+            </w:tcBorders>
           </w:tcPr>
           <w:p>
+            <w:pPr>
+              <w:spacing w:after="40" w:before="40"/>
+            </w:pPr>
             <w:r/>
             <w:r>
               <w:rPr>
@@ -1567,9 +2403,18 @@
         </w:tc>
         <w:tc>
           <w:tcPr>
-            <w:tcW w:type="dxa" w:w="5328"/>
+            <w:tcW w:type="dxa" w:w="3408"/>
+            <w:tcBorders>
+              <w:left w:sz="0" w:val="nil" w:color="auto"/>
+              <w:right w:sz="0" w:val="nil" w:color="auto"/>
+              <w:top w:sz="0" w:val="nil" w:color="auto"/>
+              <w:bottom w:sz="0" w:val="nil" w:color="auto"/>
+            </w:tcBorders>
           </w:tcPr>
           <w:p>
+            <w:pPr>
+              <w:spacing w:after="40" w:before="40"/>
+            </w:pPr>
             <w:r/>
             <w:r>
               <w:rPr>
@@ -1584,14 +2429,22 @@
       <w:tr>
         <w:tc>
           <w:tcPr>
-            <w:tcW w:type="dxa" w:w="2736"/>
+            <w:tcW w:type="dxa" w:w="3408"/>
+            <w:tcBorders>
+              <w:left w:sz="0" w:val="nil" w:color="auto"/>
+              <w:right w:sz="0" w:val="nil" w:color="auto"/>
+              <w:top w:sz="0" w:val="nil" w:color="auto"/>
+              <w:bottom w:sz="0" w:val="nil" w:color="auto"/>
+            </w:tcBorders>
           </w:tcPr>
           <w:p>
+            <w:pPr>
+              <w:spacing w:after="40" w:before="40"/>
+            </w:pPr>
             <w:r/>
             <w:r>
               <w:rPr>
                 <w:rFonts w:ascii="Times New Roman" w:hAnsi="Times New Roman"/>
-                <w:b/>
                 <w:sz w:val="17"/>
               </w:rPr>
               <w:t>Discussion — Interpretation 20</w:t>
@@ -1600,9 +2453,18 @@
         </w:tc>
         <w:tc>
           <w:tcPr>
-            <w:tcW w:type="dxa" w:w="6624"/>
+            <w:tcW w:type="dxa" w:w="3408"/>
+            <w:tcBorders>
+              <w:left w:sz="0" w:val="nil" w:color="auto"/>
+              <w:right w:sz="0" w:val="nil" w:color="auto"/>
+              <w:top w:sz="0" w:val="nil" w:color="auto"/>
+              <w:bottom w:sz="0" w:val="nil" w:color="auto"/>
+            </w:tcBorders>
           </w:tcPr>
           <w:p>
+            <w:pPr>
+              <w:spacing w:after="40" w:before="40"/>
+            </w:pPr>
             <w:r/>
             <w:r>
               <w:rPr>
@@ -1615,9 +2477,18 @@
         </w:tc>
         <w:tc>
           <w:tcPr>
-            <w:tcW w:type="dxa" w:w="5328"/>
+            <w:tcW w:type="dxa" w:w="3408"/>
+            <w:tcBorders>
+              <w:left w:sz="0" w:val="nil" w:color="auto"/>
+              <w:right w:sz="0" w:val="nil" w:color="auto"/>
+              <w:top w:sz="0" w:val="nil" w:color="auto"/>
+              <w:bottom w:sz="0" w:val="nil" w:color="auto"/>
+            </w:tcBorders>
           </w:tcPr>
           <w:p>
+            <w:pPr>
+              <w:spacing w:after="40" w:before="40"/>
+            </w:pPr>
             <w:r/>
             <w:r>
               <w:rPr>
@@ -1632,14 +2503,22 @@
       <w:tr>
         <w:tc>
           <w:tcPr>
-            <w:tcW w:type="dxa" w:w="2736"/>
+            <w:tcW w:type="dxa" w:w="3408"/>
+            <w:tcBorders>
+              <w:left w:sz="0" w:val="nil" w:color="auto"/>
+              <w:right w:sz="0" w:val="nil" w:color="auto"/>
+              <w:top w:sz="0" w:val="nil" w:color="auto"/>
+              <w:bottom w:sz="0" w:val="nil" w:color="auto"/>
+            </w:tcBorders>
           </w:tcPr>
           <w:p>
+            <w:pPr>
+              <w:spacing w:after="40" w:before="40"/>
+            </w:pPr>
             <w:r/>
             <w:r>
               <w:rPr>
                 <w:rFonts w:ascii="Times New Roman" w:hAnsi="Times New Roman"/>
-                <w:b/>
                 <w:sz w:val="17"/>
               </w:rPr>
               <w:t>Discussion — Generalisability 21</w:t>
@@ -1648,9 +2527,18 @@
         </w:tc>
         <w:tc>
           <w:tcPr>
-            <w:tcW w:type="dxa" w:w="6624"/>
+            <w:tcW w:type="dxa" w:w="3408"/>
+            <w:tcBorders>
+              <w:left w:sz="0" w:val="nil" w:color="auto"/>
+              <w:right w:sz="0" w:val="nil" w:color="auto"/>
+              <w:top w:sz="0" w:val="nil" w:color="auto"/>
+              <w:bottom w:sz="0" w:val="nil" w:color="auto"/>
+            </w:tcBorders>
           </w:tcPr>
           <w:p>
+            <w:pPr>
+              <w:spacing w:after="40" w:before="40"/>
+            </w:pPr>
             <w:r/>
             <w:r>
               <w:rPr>
@@ -1663,17 +2551,25 @@
         </w:tc>
         <w:tc>
           <w:tcPr>
-            <w:tcW w:type="dxa" w:w="5328"/>
+            <w:tcW w:type="dxa" w:w="3408"/>
+            <w:tcBorders>
+              <w:left w:sz="0" w:val="nil" w:color="auto"/>
+              <w:right w:sz="0" w:val="nil" w:color="auto"/>
+              <w:top w:sz="0" w:val="nil" w:color="auto"/>
+              <w:bottom w:sz="0" w:val="nil" w:color="auto"/>
+            </w:tcBorders>
           </w:tcPr>
           <w:p>
-            <w:r>
-              <w:t>Results, 'Selected subgroup and populations not represented'; Discussion, Limitations (single centre; skew toward severe neonatal disease)</w:t>
-            </w:r>
+            <w:pPr>
+              <w:spacing w:after="40" w:before="40"/>
+            </w:pPr>
+            <w:r/>
             <w:r>
               <w:rPr>
                 <w:rFonts w:ascii="Times New Roman" w:hAnsi="Times New Roman"/>
                 <w:sz w:val="17"/>
               </w:rPr>
+              <w:t>Results, 'Selected subgroup and populations not represented'; Discussion, Limitations (single centre; skew toward severe neonatal disease)</w:t>
             </w:r>
           </w:p>
         </w:tc>
@@ -1681,14 +2577,22 @@
       <w:tr>
         <w:tc>
           <w:tcPr>
-            <w:tcW w:type="dxa" w:w="2736"/>
+            <w:tcW w:type="dxa" w:w="3408"/>
+            <w:tcBorders>
+              <w:left w:sz="0" w:val="nil" w:color="auto"/>
+              <w:right w:sz="0" w:val="nil" w:color="auto"/>
+              <w:top w:sz="0" w:val="nil" w:color="auto"/>
+              <w:bottom w:sz="12" w:val="single" w:color="000000"/>
+            </w:tcBorders>
           </w:tcPr>
           <w:p>
+            <w:pPr>
+              <w:spacing w:after="40" w:before="40"/>
+            </w:pPr>
             <w:r/>
             <w:r>
               <w:rPr>
                 <w:rFonts w:ascii="Times New Roman" w:hAnsi="Times New Roman"/>
-                <w:b/>
                 <w:sz w:val="17"/>
               </w:rPr>
               <w:t>Other information — Funding 22</w:t>
@@ -1697,9 +2601,18 @@
         </w:tc>
         <w:tc>
           <w:tcPr>
-            <w:tcW w:type="dxa" w:w="6624"/>
+            <w:tcW w:type="dxa" w:w="3408"/>
+            <w:tcBorders>
+              <w:left w:sz="0" w:val="nil" w:color="auto"/>
+              <w:right w:sz="0" w:val="nil" w:color="auto"/>
+              <w:top w:sz="0" w:val="nil" w:color="auto"/>
+              <w:bottom w:sz="12" w:val="single" w:color="000000"/>
+            </w:tcBorders>
           </w:tcPr>
           <w:p>
+            <w:pPr>
+              <w:spacing w:after="40" w:before="40"/>
+            </w:pPr>
             <w:r/>
             <w:r>
               <w:rPr>
@@ -1712,9 +2625,18 @@
         </w:tc>
         <w:tc>
           <w:tcPr>
-            <w:tcW w:type="dxa" w:w="5328"/>
+            <w:tcW w:type="dxa" w:w="3408"/>
+            <w:tcBorders>
+              <w:left w:sz="0" w:val="nil" w:color="auto"/>
+              <w:right w:sz="0" w:val="nil" w:color="auto"/>
+              <w:top w:sz="0" w:val="nil" w:color="auto"/>
+              <w:bottom w:sz="12" w:val="single" w:color="000000"/>
+            </w:tcBorders>
           </w:tcPr>
           <w:p>
+            <w:pPr>
+              <w:spacing w:after="40" w:before="40"/>
+            </w:pPr>
             <w:r/>
             <w:r>
               <w:rPr>
@@ -1729,6 +2651,9 @@
     </w:tbl>
     <w:p/>
     <w:p>
+      <w:pPr>
+        <w:spacing w:after="0"/>
+      </w:pPr>
       <w:r>
         <w:rPr>
           <w:i/>
@@ -1738,8 +2663,8 @@
       </w:r>
     </w:p>
     <w:sectPr>
-      <w:pgSz w:w="15840" w:h="12240" w:orient="landscape"/>
-      <w:pgMar w:top="1008" w:right="1008" w:bottom="1008" w:left="1008" w:header="720" w:footer="720" w:gutter="0"/>
+      <w:pgSz w:w="12240" w:h="15840"/>
+      <w:pgMar w:top="1440" w:right="1008" w:bottom="1440" w:left="1008" w:header="720" w:footer="720" w:gutter="0"/>
       <w:cols w:space="720"/>
       <w:docGrid w:linePitch="360"/>
     </w:sectPr>
